--- a/docs-Fall2025/Documents/Developer/Coding Documentation.docx
+++ b/docs-Fall2025/Documents/Developer/Coding Documentation.docx
@@ -3,9 +3,19 @@
 <w:document xmlns:wpc="http://schemas.microsoft.com/office/word/2010/wordprocessingCanvas" xmlns:cx="http://schemas.microsoft.com/office/drawing/2014/chartex" xmlns:cx1="http://schemas.microsoft.com/office/drawing/2015/9/8/chartex" xmlns:cx2="http://schemas.microsoft.com/office/drawing/2015/10/21/chartex" xmlns:cx3="http://schemas.microsoft.com/office/drawing/2016/5/9/chartex" xmlns:cx4="http://schemas.microsoft.com/office/drawing/2016/5/10/chartex" xmlns:cx5="http://schemas.microsoft.com/office/drawing/2016/5/11/chartex" xmlns:cx6="http://schemas.microsoft.com/office/drawing/2016/5/12/chartex" xmlns:cx7="http://schemas.microsoft.com/office/drawing/2016/5/13/chartex" xmlns:cx8="http://schemas.microsoft.com/office/drawing/2016/5/14/chartex" xmlns:mc="http://schemas.openxmlformats.org/markup-compatibility/2006" xmlns:aink="http://schemas.microsoft.com/office/drawing/2016/ink" xmlns:am3d="http://schemas.microsoft.com/office/drawing/2017/model3d" xmlns:o="urn:schemas-microsoft-com:office:office" xmlns:oel="http://schemas.microsoft.com/office/2019/extlst" xmlns:r="http://schemas.openxmlformats.org/officeDocument/2006/relationships" xmlns:m="http://schemas.openxmlformats.org/officeDocument/2006/math" xmlns:v="urn:schemas-microsoft-com:vml" xmlns:wp14="http://schemas.microsoft.com/office/word/2010/wordprocessingDrawing" xmlns:wp="http://schemas.openxmlformats.org/drawingml/2006/wordprocessingDrawing" xmlns:w10="urn:schemas-microsoft-com:office:word" xmlns:w="http://schemas.openxmlformats.org/wordprocessingml/2006/main" xmlns:w14="http://schemas.microsoft.com/office/word/2010/wordml" xmlns:w15="http://schemas.microsoft.com/office/word/2012/wordml" xmlns:w16cex="http://schemas.microsoft.com/office/word/2018/wordml/cex" xmlns:w16cid="http://schemas.microsoft.com/office/word/2016/wordml/cid" xmlns:w16="http://schemas.microsoft.com/office/word/2018/wordml" xmlns:w16sdtdh="http://schemas.microsoft.com/office/word/2020/wordml/sdtdatahash" xmlns:w16se="http://schemas.microsoft.com/office/word/2015/wordml/symex" xmlns:wpg="http://schemas.microsoft.com/office/word/2010/wordprocessingGroup" xmlns:wpi="http://schemas.microsoft.com/office/word/2010/wordprocessingInk" xmlns:wne="http://schemas.microsoft.com/office/word/2006/wordml" xmlns:wps="http://schemas.microsoft.com/office/word/2010/wordprocessingShape" mc:Ignorable="w14 w15 w16se w16cid w16 w16cex w16sdtdh wp14">
   <w:body>
     <w:p>
-      <w:r>
-        <w:t>Log in</w:t>
-      </w:r>
+      <w:pPr>
+        <w:rPr>
+          <w:noProof/>
+        </w:rPr>
+      </w:pPr>
+      <w:proofErr w:type="spellStart"/>
+      <w:r>
+        <w:t>Login</w:t>
+      </w:r>
+      <w:r>
+        <w:t>.jsx</w:t>
+      </w:r>
+      <w:proofErr w:type="spellEnd"/>
       <w:r>
         <w:t xml:space="preserve">: </w:t>
       </w:r>
@@ -16,10 +26,10 @@
           <w:noProof/>
         </w:rPr>
         <w:drawing>
-          <wp:inline distT="0" distB="0" distL="0" distR="0" wp14:anchorId="79D8CC26" wp14:editId="549DC1A1">
-            <wp:extent cx="5943600" cy="4493895"/>
-            <wp:effectExtent l="0" t="0" r="0" b="1905"/>
-            <wp:docPr id="2135441704" name="Picture 3" descr="A computer screen shot of a program&#10;&#10;Description automatically generated"/>
+          <wp:inline distT="0" distB="0" distL="0" distR="0" wp14:anchorId="232DE701" wp14:editId="08E9525F">
+            <wp:extent cx="5406016" cy="7463883"/>
+            <wp:effectExtent l="0" t="0" r="4445" b="3810"/>
+            <wp:docPr id="599186537" name="Picture 2" descr="A screenshot of a computer program&#10;&#10;Description automatically generated"/>
             <wp:cNvGraphicFramePr>
               <a:graphicFrameLocks xmlns:a="http://schemas.openxmlformats.org/drawingml/2006/main" noChangeAspect="1"/>
             </wp:cNvGraphicFramePr>
@@ -27,7 +37,7 @@
               <a:graphicData uri="http://schemas.openxmlformats.org/drawingml/2006/picture">
                 <pic:pic xmlns:pic="http://schemas.openxmlformats.org/drawingml/2006/picture">
                   <pic:nvPicPr>
-                    <pic:cNvPr id="2135441704" name="Picture 3" descr="A computer screen shot of a program&#10;&#10;Description automatically generated"/>
+                    <pic:cNvPr id="599186537" name="Picture 2" descr="A screenshot of a computer program&#10;&#10;Description automatically generated"/>
                     <pic:cNvPicPr/>
                   </pic:nvPicPr>
                   <pic:blipFill>
@@ -45,7 +55,7 @@
                   <pic:spPr>
                     <a:xfrm>
                       <a:off x="0" y="0"/>
-                      <a:ext cx="5943600" cy="4493895"/>
+                      <a:ext cx="5407201" cy="7465519"/>
                     </a:xfrm>
                     <a:prstGeom prst="rect">
                       <a:avLst/>
@@ -58,10 +68,14 @@
         </w:drawing>
       </w:r>
     </w:p>
+    <w:p/>
     <w:p>
-      <w:r>
-        <w:t>Log out</w:t>
-      </w:r>
+      <w:proofErr w:type="spellStart"/>
+      <w:r>
+        <w:lastRenderedPageBreak/>
+        <w:t>SignUp.jsx</w:t>
+      </w:r>
+      <w:proofErr w:type="spellEnd"/>
       <w:r>
         <w:t>:</w:t>
       </w:r>
@@ -72,10 +86,10 @@
           <w:noProof/>
         </w:rPr>
         <w:drawing>
-          <wp:inline distT="0" distB="0" distL="0" distR="0" wp14:anchorId="44038CEC" wp14:editId="482E2946">
-            <wp:extent cx="3708000" cy="1092200"/>
-            <wp:effectExtent l="0" t="0" r="635" b="0"/>
-            <wp:docPr id="42622611" name="Picture 1" descr="A close-up of a computer screen&#10;&#10;Description automatically generated"/>
+          <wp:inline distT="0" distB="0" distL="0" distR="0" wp14:anchorId="39CBD49D" wp14:editId="2F58A9A5">
+            <wp:extent cx="5943600" cy="7666990"/>
+            <wp:effectExtent l="0" t="0" r="0" b="3810"/>
+            <wp:docPr id="140192409" name="Picture 4" descr="A screenshot of a computer program&#10;&#10;Description automatically generated"/>
             <wp:cNvGraphicFramePr>
               <a:graphicFrameLocks xmlns:a="http://schemas.openxmlformats.org/drawingml/2006/main" noChangeAspect="1"/>
             </wp:cNvGraphicFramePr>
@@ -83,7 +97,7 @@
               <a:graphicData uri="http://schemas.openxmlformats.org/drawingml/2006/picture">
                 <pic:pic xmlns:pic="http://schemas.openxmlformats.org/drawingml/2006/picture">
                   <pic:nvPicPr>
-                    <pic:cNvPr id="42622611" name="Picture 1" descr="A close-up of a computer screen&#10;&#10;Description automatically generated"/>
+                    <pic:cNvPr id="140192409" name="Picture 4" descr="A screenshot of a computer program&#10;&#10;Description automatically generated"/>
                     <pic:cNvPicPr/>
                   </pic:nvPicPr>
                   <pic:blipFill>
@@ -101,7 +115,7 @@
                   <pic:spPr>
                     <a:xfrm>
                       <a:off x="0" y="0"/>
-                      <a:ext cx="3717101" cy="1094881"/>
+                      <a:ext cx="5943600" cy="7666990"/>
                     </a:xfrm>
                     <a:prstGeom prst="rect">
                       <a:avLst/>
@@ -113,15 +127,28 @@
           </wp:inline>
         </w:drawing>
       </w:r>
+    </w:p>
+    <w:p>
+      <w:proofErr w:type="spellStart"/>
+      <w:r>
+        <w:lastRenderedPageBreak/>
+        <w:t>ForgotPassword.jsx</w:t>
+      </w:r>
+      <w:proofErr w:type="spellEnd"/>
+      <w:r>
+        <w:t xml:space="preserve">: </w:t>
+      </w:r>
+    </w:p>
+    <w:p>
       <w:r>
         <w:rPr>
           <w:noProof/>
         </w:rPr>
         <w:drawing>
-          <wp:inline distT="0" distB="0" distL="0" distR="0" wp14:anchorId="6B5E5C27" wp14:editId="49FE7022">
-            <wp:extent cx="5943600" cy="719455"/>
-            <wp:effectExtent l="0" t="0" r="0" b="4445"/>
-            <wp:docPr id="1497288235" name="Picture 2"/>
+          <wp:inline distT="0" distB="0" distL="0" distR="0" wp14:anchorId="21DCFB59" wp14:editId="6B1EA8EF">
+            <wp:extent cx="5943600" cy="6927215"/>
+            <wp:effectExtent l="0" t="0" r="0" b="0"/>
+            <wp:docPr id="2109013026" name="Picture 7"/>
             <wp:cNvGraphicFramePr>
               <a:graphicFrameLocks xmlns:a="http://schemas.openxmlformats.org/drawingml/2006/main" noChangeAspect="1"/>
             </wp:cNvGraphicFramePr>
@@ -129,7 +156,7 @@
               <a:graphicData uri="http://schemas.openxmlformats.org/drawingml/2006/picture">
                 <pic:pic xmlns:pic="http://schemas.openxmlformats.org/drawingml/2006/picture">
                   <pic:nvPicPr>
-                    <pic:cNvPr id="1497288235" name="Picture 1497288235"/>
+                    <pic:cNvPr id="2109013026" name="Picture 2109013026"/>
                     <pic:cNvPicPr/>
                   </pic:nvPicPr>
                   <pic:blipFill>
@@ -147,7 +174,7 @@
                   <pic:spPr>
                     <a:xfrm>
                       <a:off x="0" y="0"/>
-                      <a:ext cx="5943600" cy="719455"/>
+                      <a:ext cx="5943600" cy="6927215"/>
                     </a:xfrm>
                     <a:prstGeom prst="rect">
                       <a:avLst/>
@@ -160,6 +187,266 @@
         </w:drawing>
       </w:r>
     </w:p>
+    <w:p/>
+    <w:p/>
+    <w:p/>
+    <w:p>
+      <w:proofErr w:type="spellStart"/>
+      <w:r>
+        <w:lastRenderedPageBreak/>
+        <w:t>RecommendCourse.jsx</w:t>
+      </w:r>
+      <w:proofErr w:type="spellEnd"/>
+    </w:p>
+    <w:p>
+      <w:r>
+        <w:rPr>
+          <w:noProof/>
+        </w:rPr>
+        <w:drawing>
+          <wp:inline distT="0" distB="0" distL="0" distR="0" wp14:anchorId="743749F4" wp14:editId="3DC1A061">
+            <wp:extent cx="5943600" cy="7652385"/>
+            <wp:effectExtent l="0" t="0" r="0" b="5715"/>
+            <wp:docPr id="1817851144" name="Picture 5" descr="A white paper with black text&#10;&#10;Description automatically generated"/>
+            <wp:cNvGraphicFramePr>
+              <a:graphicFrameLocks xmlns:a="http://schemas.openxmlformats.org/drawingml/2006/main" noChangeAspect="1"/>
+            </wp:cNvGraphicFramePr>
+            <a:graphic xmlns:a="http://schemas.openxmlformats.org/drawingml/2006/main">
+              <a:graphicData uri="http://schemas.openxmlformats.org/drawingml/2006/picture">
+                <pic:pic xmlns:pic="http://schemas.openxmlformats.org/drawingml/2006/picture">
+                  <pic:nvPicPr>
+                    <pic:cNvPr id="1817851144" name="Picture 5" descr="A white paper with black text&#10;&#10;Description automatically generated"/>
+                    <pic:cNvPicPr/>
+                  </pic:nvPicPr>
+                  <pic:blipFill>
+                    <a:blip r:embed="rId7">
+                      <a:extLst>
+                        <a:ext uri="{28A0092B-C50C-407E-A947-70E740481C1C}">
+                          <a14:useLocalDpi xmlns:a14="http://schemas.microsoft.com/office/drawing/2010/main" val="0"/>
+                        </a:ext>
+                      </a:extLst>
+                    </a:blip>
+                    <a:stretch>
+                      <a:fillRect/>
+                    </a:stretch>
+                  </pic:blipFill>
+                  <pic:spPr>
+                    <a:xfrm>
+                      <a:off x="0" y="0"/>
+                      <a:ext cx="5943600" cy="7652385"/>
+                    </a:xfrm>
+                    <a:prstGeom prst="rect">
+                      <a:avLst/>
+                    </a:prstGeom>
+                  </pic:spPr>
+                </pic:pic>
+              </a:graphicData>
+            </a:graphic>
+          </wp:inline>
+        </w:drawing>
+      </w:r>
+    </w:p>
+    <w:p>
+      <w:proofErr w:type="spellStart"/>
+      <w:r>
+        <w:lastRenderedPageBreak/>
+        <w:t>Roadmap</w:t>
+      </w:r>
+      <w:r>
+        <w:t>.jsx</w:t>
+      </w:r>
+      <w:proofErr w:type="spellEnd"/>
+      <w:r>
+        <w:t xml:space="preserve">: </w:t>
+      </w:r>
+    </w:p>
+    <w:p>
+      <w:r>
+        <w:rPr>
+          <w:noProof/>
+        </w:rPr>
+        <w:drawing>
+          <wp:inline distT="0" distB="0" distL="0" distR="0" wp14:anchorId="06B71D63" wp14:editId="3CA9C3B9">
+            <wp:extent cx="5943600" cy="5121910"/>
+            <wp:effectExtent l="0" t="0" r="0" b="0"/>
+            <wp:docPr id="457902586" name="Picture 4"/>
+            <wp:cNvGraphicFramePr>
+              <a:graphicFrameLocks xmlns:a="http://schemas.openxmlformats.org/drawingml/2006/main" noChangeAspect="1"/>
+            </wp:cNvGraphicFramePr>
+            <a:graphic xmlns:a="http://schemas.openxmlformats.org/drawingml/2006/main">
+              <a:graphicData uri="http://schemas.openxmlformats.org/drawingml/2006/picture">
+                <pic:pic xmlns:pic="http://schemas.openxmlformats.org/drawingml/2006/picture">
+                  <pic:nvPicPr>
+                    <pic:cNvPr id="457902586" name="Picture 457902586"/>
+                    <pic:cNvPicPr/>
+                  </pic:nvPicPr>
+                  <pic:blipFill>
+                    <a:blip r:embed="rId8">
+                      <a:extLst>
+                        <a:ext uri="{28A0092B-C50C-407E-A947-70E740481C1C}">
+                          <a14:useLocalDpi xmlns:a14="http://schemas.microsoft.com/office/drawing/2010/main" val="0"/>
+                        </a:ext>
+                      </a:extLst>
+                    </a:blip>
+                    <a:stretch>
+                      <a:fillRect/>
+                    </a:stretch>
+                  </pic:blipFill>
+                  <pic:spPr>
+                    <a:xfrm>
+                      <a:off x="0" y="0"/>
+                      <a:ext cx="5943600" cy="5121910"/>
+                    </a:xfrm>
+                    <a:prstGeom prst="rect">
+                      <a:avLst/>
+                    </a:prstGeom>
+                  </pic:spPr>
+                </pic:pic>
+              </a:graphicData>
+            </a:graphic>
+          </wp:inline>
+        </w:drawing>
+      </w:r>
+    </w:p>
+    <w:p/>
+    <w:p/>
+    <w:p/>
+    <w:p/>
+    <w:p/>
+    <w:p/>
+    <w:p/>
+    <w:p/>
+    <w:p>
+      <w:proofErr w:type="spellStart"/>
+      <w:r>
+        <w:lastRenderedPageBreak/>
+        <w:t>Chart</w:t>
+      </w:r>
+      <w:r>
+        <w:t>.jsx</w:t>
+      </w:r>
+      <w:proofErr w:type="spellEnd"/>
+      <w:r>
+        <w:t>:</w:t>
+      </w:r>
+    </w:p>
+    <w:p>
+      <w:r>
+        <w:rPr>
+          <w:noProof/>
+        </w:rPr>
+        <w:drawing>
+          <wp:inline distT="0" distB="0" distL="0" distR="0" wp14:anchorId="1CD8D486" wp14:editId="3EFC37FA">
+            <wp:extent cx="5943600" cy="6927215"/>
+            <wp:effectExtent l="0" t="0" r="0" b="0"/>
+            <wp:docPr id="1456455934" name="Picture 2" descr="A screenshot of a computer program&#10;&#10;Description automatically generated"/>
+            <wp:cNvGraphicFramePr>
+              <a:graphicFrameLocks xmlns:a="http://schemas.openxmlformats.org/drawingml/2006/main" noChangeAspect="1"/>
+            </wp:cNvGraphicFramePr>
+            <a:graphic xmlns:a="http://schemas.openxmlformats.org/drawingml/2006/main">
+              <a:graphicData uri="http://schemas.openxmlformats.org/drawingml/2006/picture">
+                <pic:pic xmlns:pic="http://schemas.openxmlformats.org/drawingml/2006/picture">
+                  <pic:nvPicPr>
+                    <pic:cNvPr id="1456455934" name="Picture 2" descr="A screenshot of a computer program&#10;&#10;Description automatically generated"/>
+                    <pic:cNvPicPr/>
+                  </pic:nvPicPr>
+                  <pic:blipFill>
+                    <a:blip r:embed="rId9">
+                      <a:extLst>
+                        <a:ext uri="{28A0092B-C50C-407E-A947-70E740481C1C}">
+                          <a14:useLocalDpi xmlns:a14="http://schemas.microsoft.com/office/drawing/2010/main" val="0"/>
+                        </a:ext>
+                      </a:extLst>
+                    </a:blip>
+                    <a:stretch>
+                      <a:fillRect/>
+                    </a:stretch>
+                  </pic:blipFill>
+                  <pic:spPr>
+                    <a:xfrm>
+                      <a:off x="0" y="0"/>
+                      <a:ext cx="5943600" cy="6927215"/>
+                    </a:xfrm>
+                    <a:prstGeom prst="rect">
+                      <a:avLst/>
+                    </a:prstGeom>
+                  </pic:spPr>
+                </pic:pic>
+              </a:graphicData>
+            </a:graphic>
+          </wp:inline>
+        </w:drawing>
+      </w:r>
+    </w:p>
+    <w:p/>
+    <w:p/>
+    <w:p/>
+    <w:p>
+      <w:r>
+        <w:lastRenderedPageBreak/>
+        <w:t>Logout</w:t>
+      </w:r>
+      <w:r>
+        <w:t xml:space="preserve"> Function in </w:t>
+      </w:r>
+      <w:proofErr w:type="spellStart"/>
+      <w:r>
+        <w:t>Dashboard.jsx</w:t>
+      </w:r>
+      <w:proofErr w:type="spellEnd"/>
+      <w:r>
+        <w:t xml:space="preserve">: </w:t>
+      </w:r>
+    </w:p>
+    <w:p>
+      <w:r>
+        <w:rPr>
+          <w:noProof/>
+        </w:rPr>
+        <w:drawing>
+          <wp:inline distT="0" distB="0" distL="0" distR="0" wp14:anchorId="145AC4E3" wp14:editId="287B7DFC">
+            <wp:extent cx="4076700" cy="1460500"/>
+            <wp:effectExtent l="0" t="0" r="0" b="0"/>
+            <wp:docPr id="763376963" name="Picture 6" descr="A screenshot of a computer program&#10;&#10;Description automatically generated"/>
+            <wp:cNvGraphicFramePr>
+              <a:graphicFrameLocks xmlns:a="http://schemas.openxmlformats.org/drawingml/2006/main" noChangeAspect="1"/>
+            </wp:cNvGraphicFramePr>
+            <a:graphic xmlns:a="http://schemas.openxmlformats.org/drawingml/2006/main">
+              <a:graphicData uri="http://schemas.openxmlformats.org/drawingml/2006/picture">
+                <pic:pic xmlns:pic="http://schemas.openxmlformats.org/drawingml/2006/picture">
+                  <pic:nvPicPr>
+                    <pic:cNvPr id="763376963" name="Picture 6" descr="A screenshot of a computer program&#10;&#10;Description automatically generated"/>
+                    <pic:cNvPicPr/>
+                  </pic:nvPicPr>
+                  <pic:blipFill>
+                    <a:blip r:embed="rId10">
+                      <a:extLst>
+                        <a:ext uri="{28A0092B-C50C-407E-A947-70E740481C1C}">
+                          <a14:useLocalDpi xmlns:a14="http://schemas.microsoft.com/office/drawing/2010/main" val="0"/>
+                        </a:ext>
+                      </a:extLst>
+                    </a:blip>
+                    <a:stretch>
+                      <a:fillRect/>
+                    </a:stretch>
+                  </pic:blipFill>
+                  <pic:spPr>
+                    <a:xfrm>
+                      <a:off x="0" y="0"/>
+                      <a:ext cx="4076700" cy="1460500"/>
+                    </a:xfrm>
+                    <a:prstGeom prst="rect">
+                      <a:avLst/>
+                    </a:prstGeom>
+                  </pic:spPr>
+                </pic:pic>
+              </a:graphicData>
+            </a:graphic>
+          </wp:inline>
+        </w:drawing>
+      </w:r>
+    </w:p>
+    <w:p/>
     <w:sectPr>
       <w:pgSz w:w="12240" w:h="15840"/>
       <w:pgMar w:top="1440" w:right="1440" w:bottom="1440" w:left="1440" w:header="720" w:footer="720" w:gutter="0"/>

--- a/docs-Fall2025/Documents/Developer/Coding Documentation.docx
+++ b/docs-Fall2025/Documents/Developer/Coding Documentation.docx
@@ -70,26 +70,16 @@
     </w:p>
     <w:p/>
     <w:p>
-      <w:proofErr w:type="spellStart"/>
-      <w:r>
-        <w:lastRenderedPageBreak/>
-        <w:t>SignUp.jsx</w:t>
-      </w:r>
-      <w:proofErr w:type="spellEnd"/>
-      <w:r>
-        <w:t>:</w:t>
-      </w:r>
-    </w:p>
-    <w:p>
       <w:r>
         <w:rPr>
           <w:noProof/>
         </w:rPr>
+        <w:lastRenderedPageBreak/>
         <w:drawing>
-          <wp:inline distT="0" distB="0" distL="0" distR="0" wp14:anchorId="39CBD49D" wp14:editId="2F58A9A5">
-            <wp:extent cx="5943600" cy="7666990"/>
-            <wp:effectExtent l="0" t="0" r="0" b="3810"/>
-            <wp:docPr id="140192409" name="Picture 4" descr="A screenshot of a computer program&#10;&#10;Description automatically generated"/>
+          <wp:inline distT="0" distB="0" distL="0" distR="0" wp14:anchorId="13D36F43" wp14:editId="4D359650">
+            <wp:extent cx="4826000" cy="3987800"/>
+            <wp:effectExtent l="0" t="0" r="0" b="0"/>
+            <wp:docPr id="2072186203" name="Picture 1" descr="A computer code with text&#10;&#10;Description automatically generated"/>
             <wp:cNvGraphicFramePr>
               <a:graphicFrameLocks xmlns:a="http://schemas.openxmlformats.org/drawingml/2006/main" noChangeAspect="1"/>
             </wp:cNvGraphicFramePr>
@@ -97,7 +87,7 @@
               <a:graphicData uri="http://schemas.openxmlformats.org/drawingml/2006/picture">
                 <pic:pic xmlns:pic="http://schemas.openxmlformats.org/drawingml/2006/picture">
                   <pic:nvPicPr>
-                    <pic:cNvPr id="140192409" name="Picture 4" descr="A screenshot of a computer program&#10;&#10;Description automatically generated"/>
+                    <pic:cNvPr id="2072186203" name="Picture 1" descr="A computer code with text&#10;&#10;Description automatically generated"/>
                     <pic:cNvPicPr/>
                   </pic:nvPicPr>
                   <pic:blipFill>
@@ -115,7 +105,7 @@
                   <pic:spPr>
                     <a:xfrm>
                       <a:off x="0" y="0"/>
-                      <a:ext cx="5943600" cy="7666990"/>
+                      <a:ext cx="4826000" cy="3987800"/>
                     </a:xfrm>
                     <a:prstGeom prst="rect">
                       <a:avLst/>
@@ -128,6 +118,82 @@
         </w:drawing>
       </w:r>
     </w:p>
+    <w:p/>
+    <w:p/>
+    <w:p/>
+    <w:p/>
+    <w:p/>
+    <w:p/>
+    <w:p/>
+    <w:p/>
+    <w:p/>
+    <w:p/>
+    <w:p/>
+    <w:p/>
+    <w:p/>
+    <w:p>
+      <w:proofErr w:type="spellStart"/>
+      <w:r>
+        <w:lastRenderedPageBreak/>
+        <w:t>SignUp.jsx</w:t>
+      </w:r>
+      <w:proofErr w:type="spellEnd"/>
+      <w:r>
+        <w:t>:</w:t>
+      </w:r>
+    </w:p>
+    <w:p>
+      <w:r>
+        <w:rPr>
+          <w:noProof/>
+        </w:rPr>
+        <w:drawing>
+          <wp:inline distT="0" distB="0" distL="0" distR="0" wp14:anchorId="2FF41D80" wp14:editId="3DF8BDE8">
+            <wp:extent cx="5943600" cy="6540500"/>
+            <wp:effectExtent l="0" t="0" r="0" b="0"/>
+            <wp:docPr id="39406403" name="Picture 2" descr="A screenshot of a computer program&#10;&#10;Description automatically generated"/>
+            <wp:cNvGraphicFramePr>
+              <a:graphicFrameLocks xmlns:a="http://schemas.openxmlformats.org/drawingml/2006/main" noChangeAspect="1"/>
+            </wp:cNvGraphicFramePr>
+            <a:graphic xmlns:a="http://schemas.openxmlformats.org/drawingml/2006/main">
+              <a:graphicData uri="http://schemas.openxmlformats.org/drawingml/2006/picture">
+                <pic:pic xmlns:pic="http://schemas.openxmlformats.org/drawingml/2006/picture">
+                  <pic:nvPicPr>
+                    <pic:cNvPr id="39406403" name="Picture 2" descr="A screenshot of a computer program&#10;&#10;Description automatically generated"/>
+                    <pic:cNvPicPr/>
+                  </pic:nvPicPr>
+                  <pic:blipFill>
+                    <a:blip r:embed="rId6">
+                      <a:extLst>
+                        <a:ext uri="{28A0092B-C50C-407E-A947-70E740481C1C}">
+                          <a14:useLocalDpi xmlns:a14="http://schemas.microsoft.com/office/drawing/2010/main" val="0"/>
+                        </a:ext>
+                      </a:extLst>
+                    </a:blip>
+                    <a:stretch>
+                      <a:fillRect/>
+                    </a:stretch>
+                  </pic:blipFill>
+                  <pic:spPr>
+                    <a:xfrm>
+                      <a:off x="0" y="0"/>
+                      <a:ext cx="5943600" cy="6540500"/>
+                    </a:xfrm>
+                    <a:prstGeom prst="rect">
+                      <a:avLst/>
+                    </a:prstGeom>
+                  </pic:spPr>
+                </pic:pic>
+              </a:graphicData>
+            </a:graphic>
+          </wp:inline>
+        </w:drawing>
+      </w:r>
+    </w:p>
+    <w:p/>
+    <w:p/>
+    <w:p/>
+    <w:p/>
     <w:p>
       <w:proofErr w:type="spellStart"/>
       <w:r>
@@ -160,7 +226,7 @@
                     <pic:cNvPicPr/>
                   </pic:nvPicPr>
                   <pic:blipFill>
-                    <a:blip r:embed="rId6">
+                    <a:blip r:embed="rId7">
                       <a:extLst>
                         <a:ext uri="{28A0092B-C50C-407E-A947-70E740481C1C}">
                           <a14:useLocalDpi xmlns:a14="http://schemas.microsoft.com/office/drawing/2010/main" val="0"/>
@@ -219,7 +285,7 @@
                     <pic:cNvPicPr/>
                   </pic:nvPicPr>
                   <pic:blipFill>
-                    <a:blip r:embed="rId7">
+                    <a:blip r:embed="rId8">
                       <a:extLst>
                         <a:ext uri="{28A0092B-C50C-407E-A947-70E740481C1C}">
                           <a14:useLocalDpi xmlns:a14="http://schemas.microsoft.com/office/drawing/2010/main" val="0"/>
@@ -281,7 +347,7 @@
                     <pic:cNvPicPr/>
                   </pic:nvPicPr>
                   <pic:blipFill>
-                    <a:blip r:embed="rId8">
+                    <a:blip r:embed="rId9">
                       <a:extLst>
                         <a:ext uri="{28A0092B-C50C-407E-A947-70E740481C1C}">
                           <a14:useLocalDpi xmlns:a14="http://schemas.microsoft.com/office/drawing/2010/main" val="0"/>
@@ -351,7 +417,7 @@
                     <pic:cNvPicPr/>
                   </pic:nvPicPr>
                   <pic:blipFill>
-                    <a:blip r:embed="rId9">
+                    <a:blip r:embed="rId10">
                       <a:extLst>
                         <a:ext uri="{28A0092B-C50C-407E-A947-70E740481C1C}">
                           <a14:useLocalDpi xmlns:a14="http://schemas.microsoft.com/office/drawing/2010/main" val="0"/>
@@ -419,7 +485,7 @@
                     <pic:cNvPicPr/>
                   </pic:nvPicPr>
                   <pic:blipFill>
-                    <a:blip r:embed="rId10">
+                    <a:blip r:embed="rId11">
                       <a:extLst>
                         <a:ext uri="{28A0092B-C50C-407E-A947-70E740481C1C}">
                           <a14:useLocalDpi xmlns:a14="http://schemas.microsoft.com/office/drawing/2010/main" val="0"/>
@@ -445,6 +511,35 @@
           </wp:inline>
         </w:drawing>
       </w:r>
+    </w:p>
+    <w:p/>
+    <w:p>
+      <w:r>
+        <w:t xml:space="preserve">For </w:t>
+      </w:r>
+      <w:r>
+        <w:t>full</w:t>
+      </w:r>
+      <w:r>
+        <w:t xml:space="preserve"> the </w:t>
+      </w:r>
+      <w:r>
+        <w:t xml:space="preserve">explanation and comment </w:t>
+      </w:r>
+      <w:r>
+        <w:t xml:space="preserve">functional </w:t>
+      </w:r>
+      <w:r>
+        <w:t xml:space="preserve">of the code: </w:t>
+      </w:r>
+      <w:hyperlink r:id="rId12" w:history="1">
+        <w:r>
+          <w:rPr>
+            <w:rStyle w:val="Hyperlink"/>
+          </w:rPr>
+          <w:t>https://github.com/GGC-SD/GrizzlyPaths/tree/main/docs-Fall2025/grizzlypaths/src</w:t>
+        </w:r>
+      </w:hyperlink>
     </w:p>
     <w:p/>
     <w:sectPr>
@@ -1374,6 +1469,29 @@
       <w:spacing w:val="5"/>
     </w:rPr>
   </w:style>
+  <w:style w:type="character" w:styleId="Hyperlink">
+    <w:name w:val="Hyperlink"/>
+    <w:basedOn w:val="DefaultParagraphFont"/>
+    <w:uiPriority w:val="99"/>
+    <w:unhideWhenUsed/>
+    <w:rsid w:val="00FC3D90"/>
+    <w:rPr>
+      <w:color w:val="467886" w:themeColor="hyperlink"/>
+      <w:u w:val="single"/>
+    </w:rPr>
+  </w:style>
+  <w:style w:type="character" w:styleId="UnresolvedMention">
+    <w:name w:val="Unresolved Mention"/>
+    <w:basedOn w:val="DefaultParagraphFont"/>
+    <w:uiPriority w:val="99"/>
+    <w:semiHidden/>
+    <w:unhideWhenUsed/>
+    <w:rsid w:val="00FC3D90"/>
+    <w:rPr>
+      <w:color w:val="605E5C"/>
+      <w:shd w:val="clear" w:color="auto" w:fill="E1DFDD"/>
+    </w:rPr>
+  </w:style>
 </w:styles>
 </file>
 
